--- a/specs/architecture/Supercore Commerce OS — External Reference Clones v1.0.docx
+++ b/specs/architecture/Supercore Commerce OS — External Reference Clones v1.0.docx
@@ -671,7 +671,7 @@
     </w:p>
     <w:p>
       <w:r>
-        <w:t xml:space="preserve">2. You may search references/ when the human asks, or when a modelling question is underspecified and you then stop rather than invent. Phase 1 §17 closures and later implementation prompts should look up those trees and cite paths.</w:t>
+        <w:t xml:space="preserve">2. When the human issues a prompt that needs spec approval, modelling, information, or coding, search references/ for the relevant slice, cite the path, and take details that help. The trees stay in the project folder. Do not skip the lookup because a phase already closed.</w:t>
       </w:r>
     </w:p>
     <w:p>
